--- a/MAU BB TO TUNG/KHỎI TỐ/239. Biên bản giao, nhận phê chuẩn QĐ khởi tố bị can.docx
+++ b/MAU BB TO TUNG/KHỎI TỐ/239. Biên bản giao, nhận phê chuẩn QĐ khởi tố bị can.docx
@@ -1014,6 +1014,7 @@
           <w:tab w:val="right" w:pos="9356"/>
         </w:tabs>
         <w:spacing w:before="120" w:after="120" w:line="240" w:lineRule="auto"/>
+        <w:jc w:val="both"/>
         <w:rPr>
           <w:rFonts w:eastAsia="Times New Roman"/>
           <w:color w:val="000000"/>
@@ -1094,6 +1095,7 @@
           <w:tab w:val="left" w:pos="1000"/>
         </w:tabs>
         <w:spacing w:before="120" w:after="120" w:line="240" w:lineRule="auto"/>
+        <w:jc w:val="both"/>
       </w:pPr>
       <w:r>
         <w:t>Sinh {doituong1_ngay_sinh}</w:t>
@@ -1109,6 +1111,7 @@
           <w:tab w:val="left" w:pos="1000"/>
         </w:tabs>
         <w:spacing w:before="120" w:after="120" w:line="240" w:lineRule="auto"/>
+        <w:jc w:val="both"/>
       </w:pPr>
       <w:r>
         <w:t>Quốc tịch: {doituong1_quoc_tich}</w:t>
@@ -1125,6 +1128,7 @@
     <w:p>
       <w:pPr>
         <w:spacing w:before="120" w:after="120" w:line="240" w:lineRule="auto"/>
+        <w:jc w:val="both"/>
       </w:pPr>
       <w:r>
         <w:rPr>
@@ -1151,6 +1155,7 @@
     <w:p>
       <w:pPr>
         <w:spacing w:before="120" w:after="120" w:line="240" w:lineRule="auto"/>
+        <w:jc w:val="both"/>
       </w:pPr>
       <w:r>
         <w:rPr>
@@ -1168,6 +1173,7 @@
     <w:p>
       <w:pPr>
         <w:spacing w:before="120" w:after="120" w:line="240" w:lineRule="auto"/>
+        <w:jc w:val="both"/>
       </w:pPr>
       <w:r>
         <w:rPr>
